--- a/docs/UserStories/UserStories.docx
+++ b/docs/UserStories/UserStories.docx
@@ -1147,7 +1147,171 @@
           <w:sz w:val="22"/>
           <w:shd w:fill="auto" w:val="clear"/>
         </w:rPr>
-        <w:t xml:space="preserve">As an Admin I want to be able to keep user retention high so that I can increase the amount of people using and "paying for the app"</w:t>
+        <w:t xml:space="preserve">As an Admin I want to be able to keep my customer retention high so that I can continue growing my app.</w:t>
+      </w:r>
+    </w:p>
+    <w:p>
+      <w:pPr>
+        <w:spacing w:before="0" w:after="0" w:line="276"/>
+        <w:ind w:right="0" w:left="0" w:firstLine="0"/>
+        <w:jc w:val="left"/>
+        <w:rPr>
+          <w:rFonts w:ascii="Arial" w:hAnsi="Arial" w:cs="Arial" w:eastAsia="Arial"/>
+          <w:color w:val="auto"/>
+          <w:spacing w:val="0"/>
+          <w:position w:val="0"/>
+          <w:sz w:val="22"/>
+          <w:shd w:fill="auto" w:val="clear"/>
+        </w:rPr>
+      </w:pPr>
+    </w:p>
+    <w:p>
+      <w:pPr>
+        <w:spacing w:before="0" w:after="0" w:line="276"/>
+        <w:ind w:right="0" w:left="0" w:firstLine="0"/>
+        <w:jc w:val="left"/>
+        <w:rPr>
+          <w:rFonts w:ascii="Arial" w:hAnsi="Arial" w:cs="Arial" w:eastAsia="Arial"/>
+          <w:color w:val="auto"/>
+          <w:spacing w:val="0"/>
+          <w:position w:val="0"/>
+          <w:sz w:val="22"/>
+          <w:shd w:fill="auto" w:val="clear"/>
+        </w:rPr>
+      </w:pPr>
+      <w:r>
+        <w:rPr>
+          <w:rFonts w:ascii="Arial" w:hAnsi="Arial" w:cs="Arial" w:eastAsia="Arial"/>
+          <w:color w:val="auto"/>
+          <w:spacing w:val="0"/>
+          <w:position w:val="0"/>
+          <w:sz w:val="22"/>
+          <w:shd w:fill="auto" w:val="clear"/>
+        </w:rPr>
+        <w:t xml:space="preserve">As an Admin I want to be able to generate new stories automatically without my input so that I can spend my time doing other important tasks.</w:t>
+      </w:r>
+    </w:p>
+    <w:p>
+      <w:pPr>
+        <w:spacing w:before="0" w:after="0" w:line="276"/>
+        <w:ind w:right="0" w:left="0" w:firstLine="0"/>
+        <w:jc w:val="left"/>
+        <w:rPr>
+          <w:rFonts w:ascii="Arial" w:hAnsi="Arial" w:cs="Arial" w:eastAsia="Arial"/>
+          <w:color w:val="auto"/>
+          <w:spacing w:val="0"/>
+          <w:position w:val="0"/>
+          <w:sz w:val="22"/>
+          <w:shd w:fill="auto" w:val="clear"/>
+        </w:rPr>
+      </w:pPr>
+    </w:p>
+    <w:p>
+      <w:pPr>
+        <w:spacing w:before="0" w:after="0" w:line="276"/>
+        <w:ind w:right="0" w:left="0" w:firstLine="0"/>
+        <w:jc w:val="left"/>
+        <w:rPr>
+          <w:rFonts w:ascii="Arial" w:hAnsi="Arial" w:cs="Arial" w:eastAsia="Arial"/>
+          <w:color w:val="auto"/>
+          <w:spacing w:val="0"/>
+          <w:position w:val="0"/>
+          <w:sz w:val="22"/>
+          <w:shd w:fill="auto" w:val="clear"/>
+        </w:rPr>
+      </w:pPr>
+      <w:r>
+        <w:rPr>
+          <w:rFonts w:ascii="Arial" w:hAnsi="Arial" w:cs="Arial" w:eastAsia="Arial"/>
+          <w:color w:val="auto"/>
+          <w:spacing w:val="0"/>
+          <w:position w:val="0"/>
+          <w:sz w:val="22"/>
+          <w:shd w:fill="auto" w:val="clear"/>
+        </w:rPr>
+        <w:t xml:space="preserve">As an Admin I want logs to be kept of accessing/updating the database so that I can have logs If information was comprimised.</w:t>
+      </w:r>
+    </w:p>
+    <w:p>
+      <w:pPr>
+        <w:spacing w:before="0" w:after="0" w:line="276"/>
+        <w:ind w:right="0" w:left="0" w:firstLine="0"/>
+        <w:jc w:val="left"/>
+        <w:rPr>
+          <w:rFonts w:ascii="Arial" w:hAnsi="Arial" w:cs="Arial" w:eastAsia="Arial"/>
+          <w:color w:val="auto"/>
+          <w:spacing w:val="0"/>
+          <w:position w:val="0"/>
+          <w:sz w:val="22"/>
+          <w:shd w:fill="auto" w:val="clear"/>
+        </w:rPr>
+      </w:pPr>
+    </w:p>
+    <w:p>
+      <w:pPr>
+        <w:spacing w:before="0" w:after="0" w:line="276"/>
+        <w:ind w:right="0" w:left="0" w:firstLine="0"/>
+        <w:jc w:val="left"/>
+        <w:rPr>
+          <w:rFonts w:ascii="Arial" w:hAnsi="Arial" w:cs="Arial" w:eastAsia="Arial"/>
+          <w:color w:val="auto"/>
+          <w:spacing w:val="0"/>
+          <w:position w:val="0"/>
+          <w:sz w:val="22"/>
+          <w:shd w:fill="auto" w:val="clear"/>
+        </w:rPr>
+      </w:pPr>
+      <w:r>
+        <w:rPr>
+          <w:rFonts w:ascii="Arial" w:hAnsi="Arial" w:cs="Arial" w:eastAsia="Arial"/>
+          <w:color w:val="auto"/>
+          <w:spacing w:val="0"/>
+          <w:position w:val="0"/>
+          <w:sz w:val="22"/>
+          <w:shd w:fill="auto" w:val="clear"/>
+        </w:rPr>
+        <w:t xml:space="preserve">As an Admin I want to be able to get analytical data about our users retention, tasks completed streaks and storys completed to make statistacally accurate changes to our app.</w:t>
+      </w:r>
+    </w:p>
+    <w:p>
+      <w:pPr>
+        <w:spacing w:before="0" w:after="0" w:line="276"/>
+        <w:ind w:right="0" w:left="0" w:firstLine="0"/>
+        <w:jc w:val="left"/>
+        <w:rPr>
+          <w:rFonts w:ascii="Arial" w:hAnsi="Arial" w:cs="Arial" w:eastAsia="Arial"/>
+          <w:color w:val="auto"/>
+          <w:spacing w:val="0"/>
+          <w:position w:val="0"/>
+          <w:sz w:val="22"/>
+          <w:shd w:fill="auto" w:val="clear"/>
+        </w:rPr>
+      </w:pPr>
+    </w:p>
+    <w:p>
+      <w:pPr>
+        <w:spacing w:before="0" w:after="0" w:line="276"/>
+        <w:ind w:right="0" w:left="0" w:firstLine="0"/>
+        <w:jc w:val="left"/>
+        <w:rPr>
+          <w:rFonts w:ascii="Arial" w:hAnsi="Arial" w:cs="Arial" w:eastAsia="Arial"/>
+          <w:color w:val="auto"/>
+          <w:spacing w:val="0"/>
+          <w:position w:val="0"/>
+          <w:sz w:val="22"/>
+          <w:shd w:fill="auto" w:val="clear"/>
+        </w:rPr>
+      </w:pPr>
+      <w:r>
+        <w:rPr>
+          <w:rFonts w:ascii="Arial" w:hAnsi="Arial" w:cs="Arial" w:eastAsia="Arial"/>
+          <w:color w:val="auto"/>
+          <w:spacing w:val="0"/>
+          <w:position w:val="0"/>
+          <w:sz w:val="22"/>
+          <w:shd w:fill="auto" w:val="clear"/>
+        </w:rPr>
+        <w:t xml:space="preserve">As an Admin I want to be able to  generate reports from the analytical data to show to our stakeholders.</w:t>
       </w:r>
     </w:p>
     <w:p>
